--- a/content-src/docx/R G 2005 06 18 Richard Price.docx
+++ b/content-src/docx/R G 2005 06 18 Richard Price.docx
@@ -67,44 +67,48 @@
         <w:t>", a sequence about a child with Angelman syndrome ("sufferers have severe learning difficulties, problems walking and sleeping, epilepsy and no speech"), that careful inarticulacy meets near-muteness:</w:t>
       </w:r>
     </w:p>
-    <w:p/>
-    <w:p>
-      <w:r>
-        <w:t>Tonight we dribble, we slur, we stutter -</w:t>
-      </w:r>
-    </w:p>
-    <w:p>
-      <w:proofErr w:type="spellStart"/>
-      <w:r>
-        <w:t>mumbler</w:t>
-      </w:r>
-      <w:proofErr w:type="spellEnd"/>
+    <w:p>
+      <w:r>
+        <w:t xml:space="preserve">&lt;quote&gt;</w:t>
+      </w:r>
+      <w:r>
+        <w:t xml:space="preserve">Tonight we dribble, we slur, we stutter -</w:t>
+      </w:r>
+      <w:r>
+        <w:br/>
+      </w:r>
+      <w:r>
+        <w:t xml:space="preserve">mumbler</w:t>
+      </w:r>
       <w:r>
         <w:t xml:space="preserve"> Price, and his priceless daughter, the spit.</w:t>
       </w:r>
-    </w:p>
-    <w:p>
-      <w:r>
-        <w:t>Mute? Don't mention it - we hardly ever ...</w:t>
-      </w:r>
-    </w:p>
-    <w:p/>
-    <w:p>
+      <w:r>
+        <w:br/>
+      </w:r>
+      <w:r>
+        <w:t xml:space="preserve">Mute? Don't mention it - we hardly ever ...</w:t>
+      </w:r>
+      <w:r>
+        <w:br/>
+      </w:r>
       <w:r>
         <w:t xml:space="preserve">and we are champions of grin, champions of </w:t>
       </w:r>
-      <w:proofErr w:type="gramStart"/>
-      <w:r>
-        <w:t>lisp</w:t>
-      </w:r>
-      <w:proofErr w:type="gramEnd"/>
-      <w:r>
-        <w:t>.</w:t>
-      </w:r>
-    </w:p>
-    <w:p>
-      <w:r>
-        <w:t>We are champions - of the trembling lip ...</w:t>
+      <w:r>
+        <w:t xml:space="preserve">lisp</w:t>
+      </w:r>
+      <w:r>
+        <w:t xml:space="preserve">.</w:t>
+      </w:r>
+      <w:r>
+        <w:br/>
+      </w:r>
+      <w:r>
+        <w:t xml:space="preserve">We are champions - of the trembling lip ...</w:t>
+      </w:r>
+      <w:r>
+        <w:t xml:space="preserve">&lt;/quote&gt;</w:t>
       </w:r>
     </w:p>
     <w:p/>
@@ -193,102 +197,128 @@
         <w:t xml:space="preserve"> is also one of an increasing number of writers who clearly appreciate and enjoy both avant-garde and more traditional work, bringing to both the same generous critical intelligence.</w:t>
       </w:r>
     </w:p>
+    <w:p>
+      <w:r>
+        <w:t xml:space="preserve">Generosity is a keynote for Price, and a word which he examined in some depth in a Poetry Review essay a couple of years ago. That essay, from a writer whose sympathies range across the artificial divisions of poetries and nationalities, explored the relationship between the "gift" of poetry and the xenophobia which might prevent the acceptance of the gift: </w:t>
+      </w:r>
+      <w:r>
+        <w:t xml:space="preserve">&lt;quote&gt;</w:t>
+      </w:r>
+      <w:r>
+        <w:t xml:space="preserve">Instead of treating their poems as an ordeal ... it's maybe better, in the long run, whatever it is felt the poet's intentions are, to see such work as a gift to the reader, as an act of generosity, as something which can be domesticated in whatever way the reader and the text can agree on, and lived with in that way.</w:t>
+      </w:r>
+      <w:r>
+        <w:t xml:space="preserve">&lt;/quote&gt;</w:t>
+      </w:r>
+    </w:p>
     <w:p/>
+    <w:p>
+      <w:r>
+        <w:t xml:space="preserve">The penultimate poem in the collection, "In your generous hours", is a beautiful rendering of this sentiment, </w:t>
+      </w:r>
+      <w:proofErr w:type="spellStart"/>
+      <w:r>
+        <w:t>emphasising</w:t>
+      </w:r>
+      <w:proofErr w:type="spellEnd"/>
+      <w:r>
+        <w:t xml:space="preserve"> the word "allow":</w:t>
+      </w:r>
+    </w:p>
+    <w:p>
+      <w:r>
+        <w:t xml:space="preserve">&lt;quote&gt;</w:t>
+      </w:r>
+      <w:r>
+        <w:t xml:space="preserve">allow to exist</w:t>
+      </w:r>
+      <w:r>
+        <w:br/>
+      </w:r>
+      <w:r>
+        <w:t xml:space="preserve">the ledge, as a place of flowers,</w:t>
+      </w:r>
+      <w:r>
+        <w:br/>
+      </w:r>
+      <w:r>
+        <w:t xml:space="preserve">allow, in your generous hours, by the</w:t>
+      </w:r>
+      <w:r>
+        <w:br/>
+      </w:r>
+      <w:r>
+        <w:t xml:space="preserve">substantiated cities,</w:t>
+      </w:r>
+      <w:r>
+        <w:br/>
+      </w:r>
+      <w:r>
+        <w:t xml:space="preserve">their suburbs, their off-the-hanger song,</w:t>
+      </w:r>
+      <w:r>
+        <w:br/>
+      </w:r>
+      <w:r>
+        <w:t xml:space="preserve">their greed to belong, to pretend to the lens and breath of the country ... you better not be late</w:t>
+      </w:r>
+      <w:r>
+        <w:br/>
+      </w:r>
+      <w:r>
+        <w:t xml:space="preserve">for enjoying the making of things ...</w:t>
+      </w:r>
+      <w:r>
+        <w:t xml:space="preserve">&lt;/quote&gt;</w:t>
+      </w:r>
+    </w:p>
     <w:p/>
     <w:p>
       <w:r>
-        <w:t>Generosity is a keynote for Price, and a word which he examined in some depth in a Poetry Review essay a couple of years ago. That essay, from a writer whose sympathies range across the artificial divisions of poetries and nationalities, explored the relationship between the "gift" of poetry and the xenophobia which might prevent the acceptance of the gift: "Instead of treating their poems as an ordeal ... it's maybe better, in the long run, whatever it is felt the poet's intentions are, to see such work as a gift to the reader, as an act of generosity, as something which can be domesticated in whatever way the reader and the text can agree on, and lived with in that way."</w:t>
-      </w:r>
-    </w:p>
-    <w:p/>
-    <w:p>
-      <w:r>
-        <w:t xml:space="preserve">The penultimate poem in the collection, "In your generous hours", is a beautiful rendering of this sentiment, </w:t>
+        <w:t xml:space="preserve">The poem opens out the reciprocity of allowing and being allowed ("you have a </w:t>
       </w:r>
       <w:proofErr w:type="spellStart"/>
       <w:r>
-        <w:t>emphasising</w:t>
+        <w:t>licence</w:t>
       </w:r>
       <w:proofErr w:type="spellEnd"/>
       <w:r>
-        <w:t xml:space="preserve"> the word "allow":</w:t>
-      </w:r>
-    </w:p>
-    <w:p/>
-    <w:p>
-      <w:r>
-        <w:t>allow to exist</w:t>
-      </w:r>
-    </w:p>
-    <w:p>
-      <w:r>
-        <w:t>the ledge, as a place of flowers,</w:t>
-      </w:r>
-    </w:p>
-    <w:p>
-      <w:r>
-        <w:t>allow, in your generous hours, by the</w:t>
-      </w:r>
-    </w:p>
-    <w:p>
-      <w:r>
-        <w:t>substantiated cities,</w:t>
-      </w:r>
-    </w:p>
-    <w:p>
-      <w:r>
-        <w:t>their suburbs, their off-the-hanger song,</w:t>
-      </w:r>
-    </w:p>
-    <w:p>
-      <w:r>
-        <w:t>their greed to belong, to pretend to the lens and breath of the country ... you better not be late</w:t>
-      </w:r>
-    </w:p>
-    <w:p>
-      <w:r>
-        <w:t>for enjoying the making of things ...</w:t>
-      </w:r>
-    </w:p>
-    <w:p/>
-    <w:p>
-      <w:r>
-        <w:t xml:space="preserve">The poem opens out the reciprocity of allowing and being allowed ("you have a </w:t>
-      </w:r>
-      <w:proofErr w:type="spellStart"/>
-      <w:r>
-        <w:t>licence</w:t>
-      </w:r>
-      <w:proofErr w:type="spellEnd"/>
-      <w:r>
         <w:t xml:space="preserve"> ... to discover / the places that happened to grow you up in, / the schools and the schemes, / the smokes and the smacks ... ") and culminates in both gift and plea:</w:t>
       </w:r>
     </w:p>
-    <w:p/>
-    <w:p>
-      <w:r>
-        <w:t>oh, you better relax,</w:t>
-      </w:r>
-    </w:p>
-    <w:p>
-      <w:r>
-        <w:t>you're attached to the universe</w:t>
-      </w:r>
-    </w:p>
-    <w:p>
-      <w:r>
-        <w:t>by the tenderest of chances:</w:t>
-      </w:r>
-    </w:p>
-    <w:p>
-      <w:r>
-        <w:t>make allowances.</w:t>
-      </w:r>
-    </w:p>
-    <w:p>
-      <w:r>
-        <w:lastRenderedPageBreak/>
-        <w:t>Allow me.</w:t>
+    <w:p>
+      <w:r>
+        <w:t xml:space="preserve">&lt;quote&gt;</w:t>
+      </w:r>
+      <w:r>
+        <w:t xml:space="preserve">oh, you better relax,</w:t>
+      </w:r>
+      <w:r>
+        <w:br/>
+      </w:r>
+      <w:r>
+        <w:t xml:space="preserve">you're attached to the universe</w:t>
+      </w:r>
+      <w:r>
+        <w:br/>
+      </w:r>
+      <w:r>
+        <w:t xml:space="preserve">by the tenderest of chances:</w:t>
+      </w:r>
+      <w:r>
+        <w:br/>
+      </w:r>
+      <w:r>
+        <w:t xml:space="preserve">make allowances.</w:t>
+      </w:r>
+      <w:r>
+        <w:br/>
+      </w:r>
+      <w:r>
+        <w:t xml:space="preserve">Allow me.</w:t>
+      </w:r>
+      <w:r>
+        <w:t xml:space="preserve">&lt;/quote&gt;</w:t>
       </w:r>
     </w:p>
     <w:p/>

--- a/content-src/docx/R G 2005 06 18 Richard Price.docx
+++ b/content-src/docx/R G 2005 06 18 Richard Price.docx
@@ -28,6 +28,11 @@
       </w:r>
       <w:r>
         <w:t>128pp, Carcanet, £8.95&lt;/details&gt;</w:t>
+      </w:r>
+    </w:p>
+    <w:p>
+      <w:r>
+        <w:t xml:space="preserve">&lt;category&gt;poetry&lt;/category&gt;</w:t>
       </w:r>
     </w:p>
     <w:p/>

--- a/content-src/docx/R G 2005 06 18 Richard Price.docx
+++ b/content-src/docx/R G 2005 06 18 Richard Price.docx
@@ -92,7 +92,7 @@
         <w:br/>
       </w:r>
       <w:r>
-        <w:t xml:space="preserve">Mute? Don't mention it - we hardly ever ...</w:t>
+        <w:t xml:space="preserve">Mute? Don't mention it - we hardly ever… </w:t>
       </w:r>
       <w:r>
         <w:br/>
@@ -110,7 +110,7 @@
         <w:br/>
       </w:r>
       <w:r>
-        <w:t xml:space="preserve">We are champions - of the trembling lip ...</w:t>
+        <w:t xml:space="preserve">We are champions - of the trembling lip…</w:t>
       </w:r>
       <w:r>
         <w:t xml:space="preserve">&lt;/quote&gt;</w:t>
@@ -210,7 +210,7 @@
         <w:t xml:space="preserve">&lt;quote&gt;</w:t>
       </w:r>
       <w:r>
-        <w:t xml:space="preserve">Instead of treating their poems as an ordeal ... it's maybe better, in the long run, whatever it is felt the poet's intentions are, to see such work as a gift to the reader, as an act of generosity, as something which can be domesticated in whatever way the reader and the text can agree on, and lived with in that way.</w:t>
+        <w:t xml:space="preserve">Instead of treating their poems as an ordeal… it's maybe better, in the long run, whatever it is felt the poet's intentions are, to see such work as a gift to the reader, as an act of generosity, as something which can be domesticated in whatever way the reader and the text can agree on, and lived with in that way.</w:t>
       </w:r>
       <w:r>
         <w:t xml:space="preserve">&lt;/quote&gt;</w:t>
@@ -265,13 +265,13 @@
         <w:br/>
       </w:r>
       <w:r>
-        <w:t xml:space="preserve">their greed to belong, to pretend to the lens and breath of the country ... you better not be late</w:t>
-      </w:r>
-      <w:r>
-        <w:br/>
-      </w:r>
-      <w:r>
-        <w:t xml:space="preserve">for enjoying the making of things ...</w:t>
+        <w:t xml:space="preserve">their greed to belong, to pretend to the lens and breath of the country… you better not be late</w:t>
+      </w:r>
+      <w:r>
+        <w:br/>
+      </w:r>
+      <w:r>
+        <w:t xml:space="preserve">for enjoying the making of things…</w:t>
       </w:r>
       <w:r>
         <w:t xml:space="preserve">&lt;/quote&gt;</w:t>
@@ -288,7 +288,7 @@
       </w:r>
       <w:proofErr w:type="spellEnd"/>
       <w:r>
-        <w:t xml:space="preserve"> ... to discover / the places that happened to grow you up in, / the schools and the schemes, / the smokes and the smacks ... ") and culminates in both gift and plea:</w:t>
+        <w:t xml:space="preserve">… to discover / the places that happened to grow you up in, / the schools and the schemes, / the smokes and the smacks…") and culminates in both gift and plea:</w:t>
       </w:r>
     </w:p>
     <w:p>
